--- a/dist/SUBMISSION_FINAL/P6_Meta_MIR/02_title_page.docx
+++ b/dist/SUBMISSION_FINAL/P6_Meta_MIR/02_title_page.docx
@@ -99,7 +99,7 @@
         <w:t xml:space="preserve"> </w:t>
       </w:r>
       <w:r>
-        <w:t xml:space="preserve">Đỗ Thị Thúy Hương (Do Thi Thuy Huong)</w:t>
+        <w:t xml:space="preserve">Đỗ Thùy Hương (Do Thuy Huong)</w:t>
       </w:r>
       <w:r>
         <w:t xml:space="preserve"> </w:t>
@@ -282,7 +282,7 @@
               <w:jc w:val="left"/>
             </w:pPr>
             <w:r>
-              <w:t xml:space="preserve">Đỗ Thị Thúy Hương</w:t>
+              <w:t xml:space="preserve">Đỗ Thùy Hương</w:t>
             </w:r>
           </w:p>
         </w:tc>
@@ -2243,15 +2243,13 @@
     <w:link w:val="VerbatimChar"/>
     <w:pPr>
       <w:wordWrap w:val="off"/>
-      <w:shd w:val="clear" w:fill="f8f8f8"/>
     </w:pPr>
   </w:style>
   <w:style w:type="character" w:customStyle="1" w:styleId="KeywordTok">
     <w:name w:val="KeywordTok"/>
     <w:basedOn w:val="VerbatimChar"/>
     <w:rPr>
-      <w:color w:val="204a87"/>
-      <w:shd w:val="clear" w:fill="f8f8f8"/>
+      <w:color w:val="007020"/>
       <w:b/>
     </w:rPr>
   </w:style>
@@ -2259,96 +2257,85 @@
     <w:name w:val="DataTypeTok"/>
     <w:basedOn w:val="VerbatimChar"/>
     <w:rPr>
-      <w:color w:val="204a87"/>
-      <w:shd w:val="clear" w:fill="f8f8f8"/>
+      <w:color w:val="902000"/>
     </w:rPr>
   </w:style>
   <w:style w:type="character" w:customStyle="1" w:styleId="DecValTok">
     <w:name w:val="DecValTok"/>
     <w:basedOn w:val="VerbatimChar"/>
     <w:rPr>
-      <w:color w:val="0000cf"/>
-      <w:shd w:val="clear" w:fill="f8f8f8"/>
+      <w:color w:val="40a070"/>
     </w:rPr>
   </w:style>
   <w:style w:type="character" w:customStyle="1" w:styleId="BaseNTok">
     <w:name w:val="BaseNTok"/>
     <w:basedOn w:val="VerbatimChar"/>
     <w:rPr>
-      <w:color w:val="0000cf"/>
-      <w:shd w:val="clear" w:fill="f8f8f8"/>
+      <w:color w:val="40a070"/>
     </w:rPr>
   </w:style>
   <w:style w:type="character" w:customStyle="1" w:styleId="FloatTok">
     <w:name w:val="FloatTok"/>
     <w:basedOn w:val="VerbatimChar"/>
     <w:rPr>
-      <w:color w:val="0000cf"/>
-      <w:shd w:val="clear" w:fill="f8f8f8"/>
+      <w:color w:val="40a070"/>
     </w:rPr>
   </w:style>
   <w:style w:type="character" w:customStyle="1" w:styleId="ConstantTok">
     <w:name w:val="ConstantTok"/>
     <w:basedOn w:val="VerbatimChar"/>
     <w:rPr>
-      <w:color w:val="8f5902"/>
-      <w:shd w:val="clear" w:fill="f8f8f8"/>
+      <w:color w:val="880000"/>
     </w:rPr>
   </w:style>
   <w:style w:type="character" w:customStyle="1" w:styleId="CharTok">
     <w:name w:val="CharTok"/>
     <w:basedOn w:val="VerbatimChar"/>
     <w:rPr>
-      <w:color w:val="4e9a06"/>
-      <w:shd w:val="clear" w:fill="f8f8f8"/>
+      <w:color w:val="4070a0"/>
     </w:rPr>
   </w:style>
   <w:style w:type="character" w:customStyle="1" w:styleId="SpecialCharTok">
     <w:name w:val="SpecialCharTok"/>
     <w:basedOn w:val="VerbatimChar"/>
     <w:rPr>
-      <w:color w:val="ce5c00"/>
-      <w:shd w:val="clear" w:fill="f8f8f8"/>
-      <w:b/>
+      <w:color w:val="4070a0"/>
     </w:rPr>
   </w:style>
   <w:style w:type="character" w:customStyle="1" w:styleId="StringTok">
     <w:name w:val="StringTok"/>
     <w:basedOn w:val="VerbatimChar"/>
     <w:rPr>
-      <w:color w:val="4e9a06"/>
-      <w:shd w:val="clear" w:fill="f8f8f8"/>
+      <w:color w:val="4070a0"/>
     </w:rPr>
   </w:style>
   <w:style w:type="character" w:customStyle="1" w:styleId="VerbatimStringTok">
     <w:name w:val="VerbatimStringTok"/>
     <w:basedOn w:val="VerbatimChar"/>
     <w:rPr>
-      <w:color w:val="4e9a06"/>
-      <w:shd w:val="clear" w:fill="f8f8f8"/>
+      <w:color w:val="4070a0"/>
     </w:rPr>
   </w:style>
   <w:style w:type="character" w:customStyle="1" w:styleId="SpecialStringTok">
     <w:name w:val="SpecialStringTok"/>
     <w:basedOn w:val="VerbatimChar"/>
     <w:rPr>
-      <w:color w:val="4e9a06"/>
-      <w:shd w:val="clear" w:fill="f8f8f8"/>
+      <w:color w:val="bb6688"/>
     </w:rPr>
   </w:style>
   <w:style w:type="character" w:customStyle="1" w:styleId="ImportTok">
     <w:name w:val="ImportTok"/>
     <w:basedOn w:val="VerbatimChar"/>
     <w:rPr>
-      <w:shd w:val="clear" w:fill="f8f8f8"/>
+      <w:color w:val="008000"/>
+      <w:b/>
     </w:rPr>
   </w:style>
   <w:style w:type="character" w:customStyle="1" w:styleId="CommentTok">
     <w:name w:val="CommentTok"/>
     <w:basedOn w:val="VerbatimChar"/>
     <w:rPr>
-      <w:color w:val="8f5902"/>
-      <w:shd w:val="clear" w:fill="f8f8f8"/>
+      <w:color w:val="60a0b0"/>
       <w:i/>
     </w:rPr>
   </w:style>
@@ -2356,156 +2343,133 @@
     <w:name w:val="DocumentationTok"/>
     <w:basedOn w:val="VerbatimChar"/>
     <w:rPr>
-      <w:color w:val="8f5902"/>
-      <w:shd w:val="clear" w:fill="f8f8f8"/>
+      <w:color w:val="ba2121"/>
+      <w:i/>
+    </w:rPr>
+  </w:style>
+  <w:style w:type="character" w:customStyle="1" w:styleId="AnnotationTok">
+    <w:name w:val="AnnotationTok"/>
+    <w:basedOn w:val="VerbatimChar"/>
+    <w:rPr>
+      <w:color w:val="60a0b0"/>
       <w:b/>
       <w:i/>
     </w:rPr>
   </w:style>
-  <w:style w:type="character" w:customStyle="1" w:styleId="AnnotationTok">
-    <w:name w:val="AnnotationTok"/>
-    <w:basedOn w:val="VerbatimChar"/>
-    <w:rPr>
-      <w:color w:val="8f5902"/>
-      <w:shd w:val="clear" w:fill="f8f8f8"/>
+  <w:style w:type="character" w:customStyle="1" w:styleId="CommentVarTok">
+    <w:name w:val="CommentVarTok"/>
+    <w:basedOn w:val="VerbatimChar"/>
+    <w:rPr>
+      <w:color w:val="60a0b0"/>
       <w:b/>
       <w:i/>
     </w:rPr>
   </w:style>
-  <w:style w:type="character" w:customStyle="1" w:styleId="CommentVarTok">
-    <w:name w:val="CommentVarTok"/>
-    <w:basedOn w:val="VerbatimChar"/>
-    <w:rPr>
-      <w:color w:val="8f5902"/>
-      <w:shd w:val="clear" w:fill="f8f8f8"/>
+  <w:style w:type="character" w:customStyle="1" w:styleId="OtherTok">
+    <w:name w:val="OtherTok"/>
+    <w:basedOn w:val="VerbatimChar"/>
+    <w:rPr>
+      <w:color w:val="007020"/>
+    </w:rPr>
+  </w:style>
+  <w:style w:type="character" w:customStyle="1" w:styleId="FunctionTok">
+    <w:name w:val="FunctionTok"/>
+    <w:basedOn w:val="VerbatimChar"/>
+    <w:rPr>
+      <w:color w:val="06287e"/>
+    </w:rPr>
+  </w:style>
+  <w:style w:type="character" w:customStyle="1" w:styleId="VariableTok">
+    <w:name w:val="VariableTok"/>
+    <w:basedOn w:val="VerbatimChar"/>
+    <w:rPr>
+      <w:color w:val="19177c"/>
+    </w:rPr>
+  </w:style>
+  <w:style w:type="character" w:customStyle="1" w:styleId="ControlFlowTok">
+    <w:name w:val="ControlFlowTok"/>
+    <w:basedOn w:val="VerbatimChar"/>
+    <w:rPr>
+      <w:color w:val="007020"/>
+      <w:b/>
+    </w:rPr>
+  </w:style>
+  <w:style w:type="character" w:customStyle="1" w:styleId="OperatorTok">
+    <w:name w:val="OperatorTok"/>
+    <w:basedOn w:val="VerbatimChar"/>
+    <w:rPr>
+      <w:color w:val="666666"/>
+    </w:rPr>
+  </w:style>
+  <w:style w:type="character" w:customStyle="1" w:styleId="BuiltInTok">
+    <w:name w:val="BuiltInTok"/>
+    <w:basedOn w:val="VerbatimChar"/>
+    <w:rPr>
+      <w:color w:val="008000"/>
+    </w:rPr>
+  </w:style>
+  <w:style w:type="character" w:customStyle="1" w:styleId="ExtensionTok">
+    <w:name w:val="ExtensionTok"/>
+    <w:basedOn w:val="VerbatimChar"/>
+    <w:rPr/>
+  </w:style>
+  <w:style w:type="character" w:customStyle="1" w:styleId="PreprocessorTok">
+    <w:name w:val="PreprocessorTok"/>
+    <w:basedOn w:val="VerbatimChar"/>
+    <w:rPr>
+      <w:color w:val="bc7a00"/>
+    </w:rPr>
+  </w:style>
+  <w:style w:type="character" w:customStyle="1" w:styleId="AttributeTok">
+    <w:name w:val="AttributeTok"/>
+    <w:basedOn w:val="VerbatimChar"/>
+    <w:rPr>
+      <w:color w:val="7d9029"/>
+    </w:rPr>
+  </w:style>
+  <w:style w:type="character" w:customStyle="1" w:styleId="RegionMarkerTok">
+    <w:name w:val="RegionMarkerTok"/>
+    <w:basedOn w:val="VerbatimChar"/>
+    <w:rPr/>
+  </w:style>
+  <w:style w:type="character" w:customStyle="1" w:styleId="InformationTok">
+    <w:name w:val="InformationTok"/>
+    <w:basedOn w:val="VerbatimChar"/>
+    <w:rPr>
+      <w:color w:val="60a0b0"/>
       <w:b/>
       <w:i/>
     </w:rPr>
   </w:style>
-  <w:style w:type="character" w:customStyle="1" w:styleId="OtherTok">
-    <w:name w:val="OtherTok"/>
-    <w:basedOn w:val="VerbatimChar"/>
-    <w:rPr>
-      <w:color w:val="8f5902"/>
-      <w:shd w:val="clear" w:fill="f8f8f8"/>
-    </w:rPr>
-  </w:style>
-  <w:style w:type="character" w:customStyle="1" w:styleId="FunctionTok">
-    <w:name w:val="FunctionTok"/>
-    <w:basedOn w:val="VerbatimChar"/>
-    <w:rPr>
-      <w:color w:val="204a87"/>
-      <w:shd w:val="clear" w:fill="f8f8f8"/>
-      <w:b/>
-    </w:rPr>
-  </w:style>
-  <w:style w:type="character" w:customStyle="1" w:styleId="VariableTok">
-    <w:name w:val="VariableTok"/>
-    <w:basedOn w:val="VerbatimChar"/>
-    <w:rPr>
-      <w:color w:val="000000"/>
-      <w:shd w:val="clear" w:fill="f8f8f8"/>
-    </w:rPr>
-  </w:style>
-  <w:style w:type="character" w:customStyle="1" w:styleId="ControlFlowTok">
-    <w:name w:val="ControlFlowTok"/>
-    <w:basedOn w:val="VerbatimChar"/>
-    <w:rPr>
-      <w:color w:val="204a87"/>
-      <w:shd w:val="clear" w:fill="f8f8f8"/>
-      <w:b/>
-    </w:rPr>
-  </w:style>
-  <w:style w:type="character" w:customStyle="1" w:styleId="OperatorTok">
-    <w:name w:val="OperatorTok"/>
-    <w:basedOn w:val="VerbatimChar"/>
-    <w:rPr>
-      <w:color w:val="ce5c00"/>
-      <w:shd w:val="clear" w:fill="f8f8f8"/>
-      <w:b/>
-    </w:rPr>
-  </w:style>
-  <w:style w:type="character" w:customStyle="1" w:styleId="BuiltInTok">
-    <w:name w:val="BuiltInTok"/>
-    <w:basedOn w:val="VerbatimChar"/>
-    <w:rPr>
-      <w:shd w:val="clear" w:fill="f8f8f8"/>
-    </w:rPr>
-  </w:style>
-  <w:style w:type="character" w:customStyle="1" w:styleId="ExtensionTok">
-    <w:name w:val="ExtensionTok"/>
-    <w:basedOn w:val="VerbatimChar"/>
-    <w:rPr>
-      <w:shd w:val="clear" w:fill="f8f8f8"/>
-    </w:rPr>
-  </w:style>
-  <w:style w:type="character" w:customStyle="1" w:styleId="PreprocessorTok">
-    <w:name w:val="PreprocessorTok"/>
-    <w:basedOn w:val="VerbatimChar"/>
-    <w:rPr>
-      <w:color w:val="8f5902"/>
-      <w:shd w:val="clear" w:fill="f8f8f8"/>
-      <w:i/>
-    </w:rPr>
-  </w:style>
-  <w:style w:type="character" w:customStyle="1" w:styleId="AttributeTok">
-    <w:name w:val="AttributeTok"/>
-    <w:basedOn w:val="VerbatimChar"/>
-    <w:rPr>
-      <w:color w:val="204a87"/>
-      <w:shd w:val="clear" w:fill="f8f8f8"/>
-    </w:rPr>
-  </w:style>
-  <w:style w:type="character" w:customStyle="1" w:styleId="RegionMarkerTok">
-    <w:name w:val="RegionMarkerTok"/>
-    <w:basedOn w:val="VerbatimChar"/>
-    <w:rPr>
-      <w:shd w:val="clear" w:fill="f8f8f8"/>
-    </w:rPr>
-  </w:style>
-  <w:style w:type="character" w:customStyle="1" w:styleId="InformationTok">
-    <w:name w:val="InformationTok"/>
-    <w:basedOn w:val="VerbatimChar"/>
-    <w:rPr>
-      <w:color w:val="8f5902"/>
-      <w:shd w:val="clear" w:fill="f8f8f8"/>
+  <w:style w:type="character" w:customStyle="1" w:styleId="WarningTok">
+    <w:name w:val="WarningTok"/>
+    <w:basedOn w:val="VerbatimChar"/>
+    <w:rPr>
+      <w:color w:val="60a0b0"/>
       <w:b/>
       <w:i/>
     </w:rPr>
   </w:style>
-  <w:style w:type="character" w:customStyle="1" w:styleId="WarningTok">
-    <w:name w:val="WarningTok"/>
-    <w:basedOn w:val="VerbatimChar"/>
-    <w:rPr>
-      <w:color w:val="8f5902"/>
-      <w:shd w:val="clear" w:fill="f8f8f8"/>
-      <w:b/>
-      <w:i/>
-    </w:rPr>
-  </w:style>
   <w:style w:type="character" w:customStyle="1" w:styleId="AlertTok">
     <w:name w:val="AlertTok"/>
     <w:basedOn w:val="VerbatimChar"/>
     <w:rPr>
-      <w:color w:val="ef2929"/>
-      <w:shd w:val="clear" w:fill="f8f8f8"/>
+      <w:color w:val="ff0000"/>
+      <w:b/>
     </w:rPr>
   </w:style>
   <w:style w:type="character" w:customStyle="1" w:styleId="ErrorTok">
     <w:name w:val="ErrorTok"/>
     <w:basedOn w:val="VerbatimChar"/>
     <w:rPr>
-      <w:color w:val="a40000"/>
-      <w:shd w:val="clear" w:fill="f8f8f8"/>
+      <w:color w:val="ff0000"/>
       <w:b/>
     </w:rPr>
   </w:style>
   <w:style w:type="character" w:customStyle="1" w:styleId="NormalTok">
     <w:name w:val="NormalTok"/>
     <w:basedOn w:val="VerbatimChar"/>
-    <w:rPr>
-      <w:shd w:val="clear" w:fill="f8f8f8"/>
-    </w:rPr>
+    <w:rPr/>
   </w:style>
 </w:styles>
 </file>

--- a/dist/SUBMISSION_FINAL/P6_Meta_MIR/02_title_page.docx
+++ b/dist/SUBMISSION_FINAL/P6_Meta_MIR/02_title_page.docx
@@ -111,7 +111,7 @@
         <w:t xml:space="preserve"> </w:t>
       </w:r>
       <w:r>
-        <w:t xml:space="preserve">Affiliation: College of Economics, Can Tho University (CTU)</w:t>
+        <w:t xml:space="preserve">Affiliation: School of Economics, Can Tho University (CTU)</w:t>
       </w:r>
       <w:r>
         <w:t xml:space="preserve"> </w:t>
@@ -133,7 +133,7 @@
           <w:rPr>
             <w:rStyle w:val="Hyperlink"/>
           </w:rPr>
-          <w:t xml:space="preserve">huongp1323001@gstudent.ctu.edu.vn</w:t>
+          <w:t xml:space="preserve">thuyhuongctu@gmail.com</w:t>
         </w:r>
       </w:hyperlink>
       <w:r>
@@ -187,7 +187,7 @@
         <w:t xml:space="preserve"> </w:t>
       </w:r>
       <w:r>
-        <w:t xml:space="preserve">Affiliation: College of Economics, Can Tho University (CTU)</w:t>
+        <w:t xml:space="preserve">Affiliation: School of Economics, Can Tho University (CTU)</w:t>
       </w:r>
       <w:r>
         <w:t xml:space="preserve"> </w:t>
